--- a/CMA_B1_Ch08_Handouts.docx
+++ b/CMA_B1_Ch08_Handouts.docx
@@ -14,7 +14,7 @@
           <w:sz w:val="40"/>
           <w:szCs w:val="40"/>
         </w:rPr>
-        <w:t xml:space="preserve">Handout 8.1 · Section 8.2</w:t>
+        <w:t xml:space="preserve">Handout 8.1 · Lower of cost or market</w:t>
       </w:r>
     </w:p>
     <w:p>
@@ -4033,7 +4033,7 @@
           <w:sz w:val="40"/>
           <w:szCs w:val="40"/>
         </w:rPr>
-        <w:t xml:space="preserve">Handout 8.2 · Section 8.3</w:t>
+        <w:t xml:space="preserve">Handout 8.2 · The retail inventory method and the gross profit method</w:t>
       </w:r>
     </w:p>
     <w:p>
@@ -7781,7 +7781,7 @@
           <w:sz w:val="40"/>
           <w:szCs w:val="40"/>
         </w:rPr>
-        <w:t xml:space="preserve">Handout 8.3 · The tables and figures</w:t>
+        <w:t xml:space="preserve">Handout 8.3 · Inventory II: the figures and the schedules</w:t>
       </w:r>
     </w:p>
     <w:p>
@@ -10812,7 +10812,7 @@
           <w:sz w:val="40"/>
           <w:szCs w:val="40"/>
         </w:rPr>
-        <w:t xml:space="preserve">Handout 8.4 · The tables and figures · part 4</w:t>
+        <w:t xml:space="preserve">Handout 8.4 · Inventory II: the figures and the schedules · part 2</w:t>
       </w:r>
     </w:p>
     <w:p>
@@ -15075,7 +15075,7 @@
               <w:sz w:val="16"/>
               <w:szCs w:val="16"/>
             </w:rPr>
-            <w:t xml:space="preserve">Handout 8.1 · Section 8.2</w:t>
+            <w:t xml:space="preserve">Handout 8.1 · Lower of cost or market</w:t>
           </w:r>
         </w:p>
       </w:tc>
@@ -15166,7 +15166,7 @@
               <w:sz w:val="16"/>
               <w:szCs w:val="16"/>
             </w:rPr>
-            <w:t xml:space="preserve">Handout 8.2 · Section 8.3</w:t>
+            <w:t xml:space="preserve">Handout 8.2 · The retail inventory method and the gross profit method</w:t>
           </w:r>
         </w:p>
       </w:tc>
@@ -15257,7 +15257,7 @@
               <w:sz w:val="16"/>
               <w:szCs w:val="16"/>
             </w:rPr>
-            <w:t xml:space="preserve">Handout 8.3 · The tables and figures</w:t>
+            <w:t xml:space="preserve">Handout 8.3 · Inventory II: the figures and the schedules</w:t>
           </w:r>
         </w:p>
       </w:tc>
@@ -15348,7 +15348,7 @@
               <w:sz w:val="16"/>
               <w:szCs w:val="16"/>
             </w:rPr>
-            <w:t xml:space="preserve">Handout 8.4 · The tables and figures · part 4</w:t>
+            <w:t xml:space="preserve">Handout 8.4 · Inventory II: the figures and the schedules · part 2</w:t>
           </w:r>
         </w:p>
       </w:tc>
